--- a/zht/docx/044.content.docx
+++ b/zht/docx/044.content.docx
@@ -19,7 +19,7 @@
         <w:rPr>
           <w:lang w:val="zh_TW" w:bidi="zh_TW"/>
         </w:rPr>
-        <w:t>Resource: Tyndale Open Study Notes</w:t>
+        <w:t>Resource: Aquifer Open Study Notes (Profiles)</w:t>
       </w:r>
       <w:r>
         <w:rPr>
@@ -112,7 +112,7 @@
         <w:rPr>
           <w:lang w:val="zh_TW" w:bidi="zh_TW"/>
         </w:rPr>
-        <w:t>Tyndale Open Study Notes</w:t>
+        <w:t>Aquifer Open Study Notes (Profiles)</w:t>
       </w:r>
     </w:p>
     <w:p>

--- a/zht/docx/044.content.docx
+++ b/zht/docx/044.content.docx
@@ -233,108 +233,72 @@
         </w:rPr>
         <w:t>眾所周知，猶大是大衛王和耶穌基督的先祖。猶大不是最年長的兒子，也在成年後有過犯（</w:t>
       </w:r>
-      <w:hyperlink r:id="rId13">
-        <w:r>
-          <w:rPr>
-            <w:lang w:val="zh_TW" w:bidi="zh_TW"/>
-          </w:rPr>
-          <w:rPr>
-            <w:color w:val="0000EE"/>
-            <w:u w:val="single"/>
-          </w:rPr>
-          <w:t>創38</w:t>
-        </w:r>
-      </w:hyperlink>
+      <w:r>
+        <w:rPr>
+          <w:lang w:val="zh_TW" w:bidi="zh_TW"/>
+        </w:rPr>
+        <w:t>創38</w:t>
+      </w:r>
       <w:r>
         <w:rPr>
           <w:lang w:val="zh_TW" w:bidi="zh_TW"/>
         </w:rPr>
         <w:t>）。雖然如此，神還是揀選了猶大來延續大衛王的血統，直到彌賽亞（見</w:t>
       </w:r>
-      <w:hyperlink r:id="rId14">
-        <w:r>
-          <w:rPr>
-            <w:lang w:val="zh_TW" w:bidi="zh_TW"/>
-          </w:rPr>
-          <w:rPr>
-            <w:color w:val="0000EE"/>
-            <w:u w:val="single"/>
-          </w:rPr>
-          <w:t>代上2:1–17</w:t>
-        </w:r>
-      </w:hyperlink>
+      <w:r>
+        <w:rPr>
+          <w:lang w:val="zh_TW" w:bidi="zh_TW"/>
+        </w:rPr>
+        <w:t>代上2:1–17</w:t>
+      </w:r>
       <w:r>
         <w:rPr>
           <w:lang w:val="zh_TW" w:bidi="zh_TW"/>
         </w:rPr>
         <w:t>，</w:t>
       </w:r>
-      <w:hyperlink r:id="rId15">
-        <w:r>
-          <w:rPr>
-            <w:lang w:val="zh_TW" w:bidi="zh_TW"/>
-          </w:rPr>
-          <w:rPr>
-            <w:color w:val="0000EE"/>
-            <w:u w:val="single"/>
-          </w:rPr>
-          <w:t>3:1–24</w:t>
-        </w:r>
-      </w:hyperlink>
+      <w:r>
+        <w:rPr>
+          <w:lang w:val="zh_TW" w:bidi="zh_TW"/>
+        </w:rPr>
+        <w:t>3:1–24</w:t>
+      </w:r>
       <w:r>
         <w:rPr>
           <w:lang w:val="zh_TW" w:bidi="zh_TW"/>
         </w:rPr>
         <w:t>；及</w:t>
       </w:r>
-      <w:hyperlink r:id="rId16">
-        <w:r>
-          <w:rPr>
-            <w:lang w:val="zh_TW" w:bidi="zh_TW"/>
-          </w:rPr>
-          <w:rPr>
-            <w:color w:val="0000EE"/>
-            <w:u w:val="single"/>
-          </w:rPr>
-          <w:t>創49:8–12</w:t>
-        </w:r>
-      </w:hyperlink>
+      <w:r>
+        <w:rPr>
+          <w:lang w:val="zh_TW" w:bidi="zh_TW"/>
+        </w:rPr>
+        <w:t>創49:8–12</w:t>
+      </w:r>
       <w:r>
         <w:rPr>
           <w:lang w:val="zh_TW" w:bidi="zh_TW"/>
         </w:rPr>
         <w:t>；</w:t>
       </w:r>
-      <w:hyperlink r:id="rId17">
-        <w:r>
-          <w:rPr>
-            <w:lang w:val="zh_TW" w:bidi="zh_TW"/>
-          </w:rPr>
-          <w:rPr>
-            <w:color w:val="0000EE"/>
-            <w:u w:val="single"/>
-          </w:rPr>
-          <w:t>太1:1–16</w:t>
-        </w:r>
-      </w:hyperlink>
+      <w:r>
+        <w:rPr>
+          <w:lang w:val="zh_TW" w:bidi="zh_TW"/>
+        </w:rPr>
+        <w:t>太1:1–16</w:t>
+      </w:r>
       <w:r>
         <w:rPr>
           <w:lang w:val="zh_TW" w:bidi="zh_TW"/>
         </w:rPr>
         <w:t>；</w:t>
       </w:r>
-      <w:hyperlink r:id="rId18">
-        <w:r>
-          <w:rPr>
-            <w:lang w:val="zh_TW" w:bidi="zh_TW"/>
-          </w:rPr>
-          <w:rPr>
-            <w:color w:val="0000EE"/>
-            <w:u w:val="single"/>
-          </w:rPr>
-          <w:t>路3:23–34</w:t>
-        </w:r>
-      </w:hyperlink>
+      <w:r>
+        <w:rPr>
+          <w:lang w:val="zh_TW" w:bidi="zh_TW"/>
+        </w:rPr>
+        <w:t>路3:23–34</w:t>
+      </w:r>
       <w:r>
         <w:rPr>
           <w:lang w:val="zh_TW" w:bidi="zh_TW"/>
@@ -355,54 +319,36 @@
         </w:rPr>
         <w:t>猶大是雅各十二個兒子中的第四位（</w:t>
       </w:r>
-      <w:hyperlink r:id="rId19">
-        <w:r>
-          <w:rPr>
-            <w:lang w:val="zh_TW" w:bidi="zh_TW"/>
-          </w:rPr>
-          <w:rPr>
-            <w:color w:val="0000EE"/>
-            <w:u w:val="single"/>
-          </w:rPr>
-          <w:t>創35:23</w:t>
-        </w:r>
-      </w:hyperlink>
+      <w:r>
+        <w:rPr>
+          <w:lang w:val="zh_TW" w:bidi="zh_TW"/>
+        </w:rPr>
+        <w:t>創35:23</w:t>
+      </w:r>
       <w:r>
         <w:rPr>
           <w:lang w:val="zh_TW" w:bidi="zh_TW"/>
         </w:rPr>
         <w:t>；</w:t>
       </w:r>
-      <w:hyperlink r:id="rId20">
-        <w:r>
-          <w:rPr>
-            <w:lang w:val="zh_TW" w:bidi="zh_TW"/>
-          </w:rPr>
-          <w:rPr>
-            <w:color w:val="0000EE"/>
-            <w:u w:val="single"/>
-          </w:rPr>
-          <w:t>代上2:1</w:t>
-        </w:r>
-      </w:hyperlink>
+      <w:r>
+        <w:rPr>
+          <w:lang w:val="zh_TW" w:bidi="zh_TW"/>
+        </w:rPr>
+        <w:t>代上2:1</w:t>
+      </w:r>
       <w:r>
         <w:rPr>
           <w:lang w:val="zh_TW" w:bidi="zh_TW"/>
         </w:rPr>
         <w:t>）。利亞因著有了第四個兒子而歡喜。她給孩子取名為猶大，意思是「讚美」（</w:t>
       </w:r>
-      <w:hyperlink r:id="rId21">
-        <w:r>
-          <w:rPr>
-            <w:lang w:val="zh_TW" w:bidi="zh_TW"/>
-          </w:rPr>
-          <w:rPr>
-            <w:color w:val="0000EE"/>
-            <w:u w:val="single"/>
-          </w:rPr>
-          <w:t>創29:35</w:t>
-        </w:r>
-      </w:hyperlink>
+      <w:r>
+        <w:rPr>
+          <w:lang w:val="zh_TW" w:bidi="zh_TW"/>
+        </w:rPr>
+        <w:t>創29:35</w:t>
+      </w:r>
       <w:r>
         <w:rPr>
           <w:lang w:val="zh_TW" w:bidi="zh_TW"/>
@@ -537,36 +483,24 @@
         </w:rPr>
         <w:t>是來自迦南的婦女，是珥、俄南和示拉的母親（</w:t>
       </w:r>
-      <w:hyperlink r:id="rId22">
-        <w:r>
-          <w:rPr>
-            <w:lang w:val="zh_TW" w:bidi="zh_TW"/>
-          </w:rPr>
-          <w:rPr>
-            <w:color w:val="0000EE"/>
-            <w:u w:val="single"/>
-          </w:rPr>
-          <w:t>創38:1–5</w:t>
-        </w:r>
-      </w:hyperlink>
+      <w:r>
+        <w:rPr>
+          <w:lang w:val="zh_TW" w:bidi="zh_TW"/>
+        </w:rPr>
+        <w:t>創38:1–5</w:t>
+      </w:r>
       <w:r>
         <w:rPr>
           <w:lang w:val="zh_TW" w:bidi="zh_TW"/>
         </w:rPr>
         <w:t>；</w:t>
       </w:r>
-      <w:hyperlink r:id="rId23">
-        <w:r>
-          <w:rPr>
-            <w:lang w:val="zh_TW" w:bidi="zh_TW"/>
-          </w:rPr>
-          <w:rPr>
-            <w:color w:val="0000EE"/>
-            <w:u w:val="single"/>
-          </w:rPr>
-          <w:t>代上2:3</w:t>
-        </w:r>
-      </w:hyperlink>
+      <w:r>
+        <w:rPr>
+          <w:lang w:val="zh_TW" w:bidi="zh_TW"/>
+        </w:rPr>
+        <w:t>代上2:3</w:t>
+      </w:r>
       <w:r>
         <w:rPr>
           <w:lang w:val="zh_TW" w:bidi="zh_TW"/>
@@ -585,36 +519,24 @@
         </w:rPr>
         <w:t>猶大的兒媳，是雙胞胎的母親（</w:t>
       </w:r>
-      <w:hyperlink r:id="rId24">
-        <w:r>
-          <w:rPr>
-            <w:lang w:val="zh_TW" w:bidi="zh_TW"/>
-          </w:rPr>
-          <w:rPr>
-            <w:color w:val="0000EE"/>
-            <w:u w:val="single"/>
-          </w:rPr>
-          <w:t>創38:27–30</w:t>
-        </w:r>
-      </w:hyperlink>
+      <w:r>
+        <w:rPr>
+          <w:lang w:val="zh_TW" w:bidi="zh_TW"/>
+        </w:rPr>
+        <w:t>創38:27–30</w:t>
+      </w:r>
       <w:r>
         <w:rPr>
           <w:lang w:val="zh_TW" w:bidi="zh_TW"/>
         </w:rPr>
         <w:t>；</w:t>
       </w:r>
-      <w:hyperlink r:id="rId25">
-        <w:r>
-          <w:rPr>
-            <w:lang w:val="zh_TW" w:bidi="zh_TW"/>
-          </w:rPr>
-          <w:rPr>
-            <w:color w:val="0000EE"/>
-            <w:u w:val="single"/>
-          </w:rPr>
-          <w:t>代上2:4</w:t>
-        </w:r>
-      </w:hyperlink>
+      <w:r>
+        <w:rPr>
+          <w:lang w:val="zh_TW" w:bidi="zh_TW"/>
+        </w:rPr>
+        <w:t>代上2:4</w:t>
+      </w:r>
       <w:r>
         <w:rPr>
           <w:lang w:val="zh_TW" w:bidi="zh_TW"/>
@@ -635,36 +557,24 @@
         </w:rPr>
         <w:t>由於猶大在迦南生的頭兩個兒子，珥和俄南不順服，因此神擊殺了他們（</w:t>
       </w:r>
-      <w:hyperlink r:id="rId26">
-        <w:r>
-          <w:rPr>
-            <w:lang w:val="zh_TW" w:bidi="zh_TW"/>
-          </w:rPr>
-          <w:rPr>
-            <w:color w:val="0000EE"/>
-            <w:u w:val="single"/>
-          </w:rPr>
-          <w:t>創46:12</w:t>
-        </w:r>
-      </w:hyperlink>
+      <w:r>
+        <w:rPr>
+          <w:lang w:val="zh_TW" w:bidi="zh_TW"/>
+        </w:rPr>
+        <w:t>創46:12</w:t>
+      </w:r>
       <w:r>
         <w:rPr>
           <w:lang w:val="zh_TW" w:bidi="zh_TW"/>
         </w:rPr>
         <w:t>）。後來，猶大與他的父親和兄弟們一起搬到埃及（</w:t>
       </w:r>
-      <w:hyperlink r:id="rId27">
-        <w:r>
-          <w:rPr>
-            <w:lang w:val="zh_TW" w:bidi="zh_TW"/>
-          </w:rPr>
-          <w:rPr>
-            <w:color w:val="0000EE"/>
-            <w:u w:val="single"/>
-          </w:rPr>
-          <w:t>出1:1–2</w:t>
-        </w:r>
-      </w:hyperlink>
+      <w:r>
+        <w:rPr>
+          <w:lang w:val="zh_TW" w:bidi="zh_TW"/>
+        </w:rPr>
+        <w:t>出1:1–2</w:t>
+      </w:r>
       <w:r>
         <w:rPr>
           <w:lang w:val="zh_TW" w:bidi="zh_TW"/>
@@ -685,54 +595,36 @@
         </w:rPr>
         <w:t>猶大殘酷無情地對待她瑪，但他在埃及承擔了保護便雅憫的責任（</w:t>
       </w:r>
-      <w:hyperlink r:id="rId28">
-        <w:r>
-          <w:rPr>
-            <w:lang w:val="zh_TW" w:bidi="zh_TW"/>
-          </w:rPr>
-          <w:rPr>
-            <w:color w:val="0000EE"/>
-            <w:u w:val="single"/>
-          </w:rPr>
-          <w:t>創38:6–30</w:t>
-        </w:r>
-      </w:hyperlink>
+      <w:r>
+        <w:rPr>
+          <w:lang w:val="zh_TW" w:bidi="zh_TW"/>
+        </w:rPr>
+        <w:t>創38:6–30</w:t>
+      </w:r>
       <w:r>
         <w:rPr>
           <w:lang w:val="zh_TW" w:bidi="zh_TW"/>
         </w:rPr>
         <w:t>）。他也為他的兄弟們向約瑟求情（</w:t>
       </w:r>
-      <w:hyperlink r:id="rId29">
-        <w:r>
-          <w:rPr>
-            <w:lang w:val="zh_TW" w:bidi="zh_TW"/>
-          </w:rPr>
-          <w:rPr>
-            <w:color w:val="0000EE"/>
-            <w:u w:val="single"/>
-          </w:rPr>
-          <w:t>創44:14–34</w:t>
-        </w:r>
-      </w:hyperlink>
+      <w:r>
+        <w:rPr>
+          <w:lang w:val="zh_TW" w:bidi="zh_TW"/>
+        </w:rPr>
+        <w:t>創44:14–34</w:t>
+      </w:r>
       <w:r>
         <w:rPr>
           <w:lang w:val="zh_TW" w:bidi="zh_TW"/>
         </w:rPr>
         <w:t>）。當雅各臨終祝福的時候，他賦予猶大領袖地位。以色列未來的王將出自猶大的後裔（見</w:t>
       </w:r>
-      <w:hyperlink r:id="rId30">
-        <w:r>
-          <w:rPr>
-            <w:lang w:val="zh_TW" w:bidi="zh_TW"/>
-          </w:rPr>
-          <w:rPr>
-            <w:color w:val="0000EE"/>
-            <w:u w:val="single"/>
-          </w:rPr>
-          <w:t>創49:10</w:t>
-        </w:r>
-      </w:hyperlink>
+      <w:r>
+        <w:rPr>
+          <w:lang w:val="zh_TW" w:bidi="zh_TW"/>
+        </w:rPr>
+        <w:t>創49:10</w:t>
+      </w:r>
       <w:r>
         <w:rPr>
           <w:lang w:val="zh_TW" w:bidi="zh_TW"/>
@@ -762,198 +654,132 @@
           <w:lang w:val="zh_TW" w:bidi="zh_TW"/>
         </w:rPr>
       </w:r>
-      <w:hyperlink r:id="rId21">
-        <w:r>
-          <w:rPr>
-            <w:lang w:val="zh_TW" w:bidi="zh_TW"/>
-          </w:rPr>
-          <w:rPr>
-            <w:color w:val="0000EE"/>
-            <w:u w:val="single"/>
-          </w:rPr>
-          <w:t>創29:35</w:t>
-        </w:r>
-      </w:hyperlink>
+      <w:r>
+        <w:rPr>
+          <w:lang w:val="zh_TW" w:bidi="zh_TW"/>
+        </w:rPr>
+        <w:t>創29:35</w:t>
+      </w:r>
       <w:r>
         <w:rPr>
           <w:lang w:val="zh_TW" w:bidi="zh_TW"/>
         </w:rPr>
         <w:t>，</w:t>
       </w:r>
-      <w:hyperlink r:id="rId31">
-        <w:r>
-          <w:rPr>
-            <w:lang w:val="zh_TW" w:bidi="zh_TW"/>
-          </w:rPr>
-          <w:rPr>
-            <w:color w:val="0000EE"/>
-            <w:u w:val="single"/>
-          </w:rPr>
-          <w:t>37:26–27</w:t>
-        </w:r>
-      </w:hyperlink>
+      <w:r>
+        <w:rPr>
+          <w:lang w:val="zh_TW" w:bidi="zh_TW"/>
+        </w:rPr>
+        <w:t>37:26–27</w:t>
+      </w:r>
       <w:r>
         <w:rPr>
           <w:lang w:val="zh_TW" w:bidi="zh_TW"/>
         </w:rPr>
         <w:t>，</w:t>
       </w:r>
-      <w:hyperlink r:id="rId13">
-        <w:r>
-          <w:rPr>
-            <w:lang w:val="zh_TW" w:bidi="zh_TW"/>
-          </w:rPr>
-          <w:rPr>
-            <w:color w:val="0000EE"/>
-            <w:u w:val="single"/>
-          </w:rPr>
-          <w:t>38:1–30</w:t>
-        </w:r>
-      </w:hyperlink>
+      <w:r>
+        <w:rPr>
+          <w:lang w:val="zh_TW" w:bidi="zh_TW"/>
+        </w:rPr>
+        <w:t>38:1–30</w:t>
+      </w:r>
       <w:r>
         <w:rPr>
           <w:lang w:val="zh_TW" w:bidi="zh_TW"/>
         </w:rPr>
         <w:t>，</w:t>
       </w:r>
-      <w:hyperlink r:id="rId32">
-        <w:r>
-          <w:rPr>
-            <w:lang w:val="zh_TW" w:bidi="zh_TW"/>
-          </w:rPr>
-          <w:rPr>
-            <w:color w:val="0000EE"/>
-            <w:u w:val="single"/>
-          </w:rPr>
-          <w:t>43:1–10</w:t>
-        </w:r>
-      </w:hyperlink>
+      <w:r>
+        <w:rPr>
+          <w:lang w:val="zh_TW" w:bidi="zh_TW"/>
+        </w:rPr>
+        <w:t>43:1–10</w:t>
+      </w:r>
       <w:r>
         <w:rPr>
           <w:lang w:val="zh_TW" w:bidi="zh_TW"/>
         </w:rPr>
         <w:t>，</w:t>
       </w:r>
-      <w:hyperlink r:id="rId29">
-        <w:r>
-          <w:rPr>
-            <w:lang w:val="zh_TW" w:bidi="zh_TW"/>
-          </w:rPr>
-          <w:rPr>
-            <w:color w:val="0000EE"/>
-            <w:u w:val="single"/>
-          </w:rPr>
-          <w:t>44:14–34</w:t>
-        </w:r>
-      </w:hyperlink>
+      <w:r>
+        <w:rPr>
+          <w:lang w:val="zh_TW" w:bidi="zh_TW"/>
+        </w:rPr>
+        <w:t>44:14–34</w:t>
+      </w:r>
       <w:r>
         <w:rPr>
           <w:lang w:val="zh_TW" w:bidi="zh_TW"/>
         </w:rPr>
         <w:t>，</w:t>
       </w:r>
-      <w:hyperlink r:id="rId33">
-        <w:r>
-          <w:rPr>
-            <w:lang w:val="zh_TW" w:bidi="zh_TW"/>
-          </w:rPr>
-          <w:rPr>
-            <w:color w:val="0000EE"/>
-            <w:u w:val="single"/>
-          </w:rPr>
-          <w:t>46:28</w:t>
-        </w:r>
-      </w:hyperlink>
+      <w:r>
+        <w:rPr>
+          <w:lang w:val="zh_TW" w:bidi="zh_TW"/>
+        </w:rPr>
+        <w:t>46:28</w:t>
+      </w:r>
       <w:r>
         <w:rPr>
           <w:lang w:val="zh_TW" w:bidi="zh_TW"/>
         </w:rPr>
         <w:t>，</w:t>
       </w:r>
-      <w:hyperlink r:id="rId16">
-        <w:r>
-          <w:rPr>
-            <w:lang w:val="zh_TW" w:bidi="zh_TW"/>
-          </w:rPr>
-          <w:rPr>
-            <w:color w:val="0000EE"/>
-            <w:u w:val="single"/>
-          </w:rPr>
-          <w:t>49:8–12</w:t>
-        </w:r>
-      </w:hyperlink>
+      <w:r>
+        <w:rPr>
+          <w:lang w:val="zh_TW" w:bidi="zh_TW"/>
+        </w:rPr>
+        <w:t>49:8–12</w:t>
+      </w:r>
       <w:r>
         <w:rPr>
           <w:lang w:val="zh_TW" w:bidi="zh_TW"/>
         </w:rPr>
         <w:t>；</w:t>
       </w:r>
-      <w:hyperlink r:id="rId34">
-        <w:r>
-          <w:rPr>
-            <w:lang w:val="zh_TW" w:bidi="zh_TW"/>
-          </w:rPr>
-          <w:rPr>
-            <w:color w:val="0000EE"/>
-            <w:u w:val="single"/>
-          </w:rPr>
-          <w:t>得4:12</w:t>
-        </w:r>
-      </w:hyperlink>
+      <w:r>
+        <w:rPr>
+          <w:lang w:val="zh_TW" w:bidi="zh_TW"/>
+        </w:rPr>
+        <w:t>得4:12</w:t>
+      </w:r>
       <w:r>
         <w:rPr>
           <w:lang w:val="zh_TW" w:bidi="zh_TW"/>
         </w:rPr>
         <w:t>；</w:t>
       </w:r>
-      <w:hyperlink r:id="rId35">
-        <w:r>
-          <w:rPr>
-            <w:lang w:val="zh_TW" w:bidi="zh_TW"/>
-          </w:rPr>
-          <w:rPr>
-            <w:color w:val="0000EE"/>
-            <w:u w:val="single"/>
-          </w:rPr>
-          <w:t>代上2:3–4</w:t>
-        </w:r>
-      </w:hyperlink>
+      <w:r>
+        <w:rPr>
+          <w:lang w:val="zh_TW" w:bidi="zh_TW"/>
+        </w:rPr>
+        <w:t>代上2:3–4</w:t>
+      </w:r>
       <w:r>
         <w:rPr>
           <w:lang w:val="zh_TW" w:bidi="zh_TW"/>
         </w:rPr>
         <w:t>；</w:t>
       </w:r>
-      <w:hyperlink r:id="rId36">
-        <w:r>
-          <w:rPr>
-            <w:lang w:val="zh_TW" w:bidi="zh_TW"/>
-          </w:rPr>
-          <w:rPr>
-            <w:color w:val="0000EE"/>
-            <w:u w:val="single"/>
-          </w:rPr>
-          <w:t>5:2</w:t>
-        </w:r>
-      </w:hyperlink>
+      <w:r>
+        <w:rPr>
+          <w:lang w:val="zh_TW" w:bidi="zh_TW"/>
+        </w:rPr>
+        <w:t>5:2</w:t>
+      </w:r>
       <w:r>
         <w:rPr>
           <w:lang w:val="zh_TW" w:bidi="zh_TW"/>
         </w:rPr>
         <w:t>；</w:t>
       </w:r>
-      <w:hyperlink r:id="rId37">
-        <w:r>
-          <w:rPr>
-            <w:lang w:val="zh_TW" w:bidi="zh_TW"/>
-          </w:rPr>
-          <w:rPr>
-            <w:color w:val="0000EE"/>
-            <w:u w:val="single"/>
-          </w:rPr>
-          <w:t>詩108:8</w:t>
-        </w:r>
-      </w:hyperlink>
+      <w:r>
+        <w:rPr>
+          <w:lang w:val="zh_TW" w:bidi="zh_TW"/>
+        </w:rPr>
+        <w:t>詩108:8</w:t>
+      </w:r>
       <w:r>
         <w:rPr>
           <w:lang w:val="zh_TW" w:bidi="zh_TW"/>
@@ -1002,18 +828,12 @@
         </w:rPr>
         <w:t>耶穌在公開傳道期間，經常與猶太領袖產生分歧。這些領袖認為他們在保護聖殿、聖殿的獻祭、會堂及其教義。到了耶穌在耶路撒冷的最後一週，這些爭論變得更加激烈，並加強了對他不利的指控（見</w:t>
       </w:r>
-      <w:hyperlink r:id="rId38">
-        <w:r>
-          <w:rPr>
-            <w:lang w:val="zh_TW" w:bidi="zh_TW"/>
-          </w:rPr>
-          <w:rPr>
-            <w:color w:val="0000EE"/>
-            <w:u w:val="single"/>
-          </w:rPr>
-          <w:t>太23</w:t>
-        </w:r>
-      </w:hyperlink>
+      <w:r>
+        <w:rPr>
+          <w:lang w:val="zh_TW" w:bidi="zh_TW"/>
+        </w:rPr>
+        <w:t>太23</w:t>
+      </w:r>
       <w:r>
         <w:rPr>
           <w:lang w:val="zh_TW" w:bidi="zh_TW"/>
@@ -1034,54 +854,36 @@
         </w:rPr>
         <w:t>當約翰撰寫福音書時，當地的猶太會堂正在攻擊他們區域內的耶穌跟隨者。這場衝突影響了約翰的寫作（見</w:t>
       </w:r>
-      <w:hyperlink r:id="rId39">
-        <w:r>
-          <w:rPr>
-            <w:lang w:val="zh_TW" w:bidi="zh_TW"/>
-          </w:rPr>
-          <w:rPr>
-            <w:color w:val="0000EE"/>
-            <w:u w:val="single"/>
-          </w:rPr>
-          <w:t>徒14:19</w:t>
-        </w:r>
-      </w:hyperlink>
+      <w:r>
+        <w:rPr>
+          <w:lang w:val="zh_TW" w:bidi="zh_TW"/>
+        </w:rPr>
+        <w:t>徒14:19</w:t>
+      </w:r>
       <w:r>
         <w:rPr>
           <w:lang w:val="zh_TW" w:bidi="zh_TW"/>
         </w:rPr>
         <w:t>；</w:t>
       </w:r>
-      <w:hyperlink r:id="rId40">
-        <w:r>
-          <w:rPr>
-            <w:lang w:val="zh_TW" w:bidi="zh_TW"/>
-          </w:rPr>
-          <w:rPr>
-            <w:color w:val="0000EE"/>
-            <w:u w:val="single"/>
-          </w:rPr>
-          <w:t>帖前2:14</w:t>
-        </w:r>
-      </w:hyperlink>
+      <w:r>
+        <w:rPr>
+          <w:lang w:val="zh_TW" w:bidi="zh_TW"/>
+        </w:rPr>
+        <w:t>帖前2:14</w:t>
+      </w:r>
       <w:r>
         <w:rPr>
           <w:lang w:val="zh_TW" w:bidi="zh_TW"/>
         </w:rPr>
         <w:t>；參</w:t>
       </w:r>
-      <w:hyperlink r:id="rId41">
-        <w:r>
-          <w:rPr>
-            <w:lang w:val="zh_TW" w:bidi="zh_TW"/>
-          </w:rPr>
-          <w:rPr>
-            <w:color w:val="0000EE"/>
-            <w:u w:val="single"/>
-          </w:rPr>
-          <w:t>加1:13–14</w:t>
-        </w:r>
-      </w:hyperlink>
+      <w:r>
+        <w:rPr>
+          <w:lang w:val="zh_TW" w:bidi="zh_TW"/>
+        </w:rPr>
+        <w:t>加1:13–14</w:t>
+      </w:r>
       <w:r>
         <w:rPr>
           <w:lang w:val="zh_TW" w:bidi="zh_TW"/>
@@ -1102,72 +904,48 @@
         </w:rPr>
         <w:t>希臘文中「猶太領袖」一詞也可能是指「猶太人」。然而，它具體指的是那些反對耶穌、審判祂並策劃將祂釘死在十字架上的聖殿領袖（見</w:t>
       </w:r>
-      <w:hyperlink r:id="rId42">
-        <w:r>
-          <w:rPr>
-            <w:lang w:val="zh_TW" w:bidi="zh_TW"/>
-          </w:rPr>
-          <w:rPr>
-            <w:color w:val="0000EE"/>
-            <w:u w:val="single"/>
-          </w:rPr>
-          <w:t>約1:19</w:t>
-        </w:r>
-      </w:hyperlink>
+      <w:r>
+        <w:rPr>
+          <w:lang w:val="zh_TW" w:bidi="zh_TW"/>
+        </w:rPr>
+        <w:t>約1:19</w:t>
+      </w:r>
       <w:r>
         <w:rPr>
           <w:lang w:val="zh_TW" w:bidi="zh_TW"/>
         </w:rPr>
         <w:t>，</w:t>
       </w:r>
-      <w:hyperlink r:id="rId43">
-        <w:r>
-          <w:rPr>
-            <w:lang w:val="zh_TW" w:bidi="zh_TW"/>
-          </w:rPr>
-          <w:rPr>
-            <w:color w:val="0000EE"/>
-            <w:u w:val="single"/>
-          </w:rPr>
-          <w:t>2:18</w:t>
-        </w:r>
-      </w:hyperlink>
+      <w:r>
+        <w:rPr>
+          <w:lang w:val="zh_TW" w:bidi="zh_TW"/>
+        </w:rPr>
+        <w:t>2:18</w:t>
+      </w:r>
       <w:r>
         <w:rPr>
           <w:lang w:val="zh_TW" w:bidi="zh_TW"/>
         </w:rPr>
         <w:t>，</w:t>
       </w:r>
-      <w:hyperlink r:id="rId44">
-        <w:r>
-          <w:rPr>
-            <w:lang w:val="zh_TW" w:bidi="zh_TW"/>
-          </w:rPr>
-          <w:rPr>
-            <w:color w:val="0000EE"/>
-            <w:u w:val="single"/>
-          </w:rPr>
-          <w:t>5:9–18</w:t>
-        </w:r>
-      </w:hyperlink>
+      <w:r>
+        <w:rPr>
+          <w:lang w:val="zh_TW" w:bidi="zh_TW"/>
+        </w:rPr>
+        <w:t>5:9–18</w:t>
+      </w:r>
       <w:r>
         <w:rPr>
           <w:lang w:val="zh_TW" w:bidi="zh_TW"/>
         </w:rPr>
         <w:t>，</w:t>
       </w:r>
-      <w:hyperlink r:id="rId45">
-        <w:r>
-          <w:rPr>
-            <w:lang w:val="zh_TW" w:bidi="zh_TW"/>
-          </w:rPr>
-          <w:rPr>
-            <w:color w:val="0000EE"/>
-            <w:u w:val="single"/>
-          </w:rPr>
-          <w:t>9:18–22</w:t>
-        </w:r>
-      </w:hyperlink>
+      <w:r>
+        <w:rPr>
+          <w:lang w:val="zh_TW" w:bidi="zh_TW"/>
+        </w:rPr>
+        <w:t>9:18–22</w:t>
+      </w:r>
       <w:r>
         <w:rPr>
           <w:lang w:val="zh_TW" w:bidi="zh_TW"/>
@@ -1197,432 +975,288 @@
           <w:lang w:val="zh_TW" w:bidi="zh_TW"/>
         </w:rPr>
       </w:r>
-      <w:hyperlink r:id="rId46">
-        <w:r>
-          <w:rPr>
-            <w:lang w:val="zh_TW" w:bidi="zh_TW"/>
-          </w:rPr>
-          <w:rPr>
-            <w:color w:val="0000EE"/>
-            <w:u w:val="single"/>
-          </w:rPr>
-          <w:t>約1:19–24</w:t>
-        </w:r>
-      </w:hyperlink>
+      <w:r>
+        <w:rPr>
+          <w:lang w:val="zh_TW" w:bidi="zh_TW"/>
+        </w:rPr>
+        <w:t>約1:19–24</w:t>
+      </w:r>
       <w:r>
         <w:rPr>
           <w:lang w:val="zh_TW" w:bidi="zh_TW"/>
         </w:rPr>
         <w:t>，</w:t>
       </w:r>
-      <w:hyperlink r:id="rId47">
-        <w:r>
-          <w:rPr>
-            <w:lang w:val="zh_TW" w:bidi="zh_TW"/>
-          </w:rPr>
-          <w:rPr>
-            <w:color w:val="0000EE"/>
-            <w:u w:val="single"/>
-          </w:rPr>
-          <w:t>2:18–20</w:t>
-        </w:r>
-      </w:hyperlink>
+      <w:r>
+        <w:rPr>
+          <w:lang w:val="zh_TW" w:bidi="zh_TW"/>
+        </w:rPr>
+        <w:t>2:18–20</w:t>
+      </w:r>
       <w:r>
         <w:rPr>
           <w:lang w:val="zh_TW" w:bidi="zh_TW"/>
         </w:rPr>
         <w:t>，</w:t>
       </w:r>
-      <w:hyperlink r:id="rId44">
-        <w:r>
-          <w:rPr>
-            <w:lang w:val="zh_TW" w:bidi="zh_TW"/>
-          </w:rPr>
-          <w:rPr>
-            <w:color w:val="0000EE"/>
-            <w:u w:val="single"/>
-          </w:rPr>
-          <w:t>5:9–18</w:t>
-        </w:r>
-      </w:hyperlink>
+      <w:r>
+        <w:rPr>
+          <w:lang w:val="zh_TW" w:bidi="zh_TW"/>
+        </w:rPr>
+        <w:t>5:9–18</w:t>
+      </w:r>
       <w:r>
         <w:rPr>
           <w:lang w:val="zh_TW" w:bidi="zh_TW"/>
         </w:rPr>
         <w:t>，</w:t>
       </w:r>
-      <w:hyperlink r:id="rId48">
-        <w:r>
-          <w:rPr>
-            <w:lang w:val="zh_TW" w:bidi="zh_TW"/>
-          </w:rPr>
-          <w:rPr>
-            <w:color w:val="0000EE"/>
-            <w:u w:val="single"/>
-          </w:rPr>
-          <w:t>7:1</w:t>
-        </w:r>
-      </w:hyperlink>
+      <w:r>
+        <w:rPr>
+          <w:lang w:val="zh_TW" w:bidi="zh_TW"/>
+        </w:rPr>
+        <w:t>7:1</w:t>
+      </w:r>
       <w:r>
         <w:rPr>
           <w:lang w:val="zh_TW" w:bidi="zh_TW"/>
         </w:rPr>
         <w:t>、</w:t>
       </w:r>
-      <w:hyperlink r:id="rId49">
-        <w:r>
-          <w:rPr>
-            <w:lang w:val="zh_TW" w:bidi="zh_TW"/>
-          </w:rPr>
-          <w:rPr>
-            <w:color w:val="0000EE"/>
-            <w:u w:val="single"/>
-          </w:rPr>
-          <w:t>10–13</w:t>
-        </w:r>
-      </w:hyperlink>
+      <w:r>
+        <w:rPr>
+          <w:lang w:val="zh_TW" w:bidi="zh_TW"/>
+        </w:rPr>
+        <w:t>10–13</w:t>
+      </w:r>
       <w:r>
         <w:rPr>
           <w:lang w:val="zh_TW" w:bidi="zh_TW"/>
         </w:rPr>
         <w:t>、</w:t>
       </w:r>
-      <w:hyperlink r:id="rId50">
-        <w:r>
-          <w:rPr>
-            <w:lang w:val="zh_TW" w:bidi="zh_TW"/>
-          </w:rPr>
-          <w:rPr>
-            <w:color w:val="0000EE"/>
-            <w:u w:val="single"/>
-          </w:rPr>
-          <w:t>35–36</w:t>
-        </w:r>
-      </w:hyperlink>
+      <w:r>
+        <w:rPr>
+          <w:lang w:val="zh_TW" w:bidi="zh_TW"/>
+        </w:rPr>
+        <w:t>35–36</w:t>
+      </w:r>
       <w:r>
         <w:rPr>
           <w:lang w:val="zh_TW" w:bidi="zh_TW"/>
         </w:rPr>
         <w:t>，</w:t>
       </w:r>
-      <w:hyperlink r:id="rId51">
-        <w:r>
-          <w:rPr>
-            <w:lang w:val="zh_TW" w:bidi="zh_TW"/>
-          </w:rPr>
-          <w:rPr>
-            <w:color w:val="0000EE"/>
-            <w:u w:val="single"/>
-          </w:rPr>
-          <w:t>9:13–34</w:t>
-        </w:r>
-      </w:hyperlink>
+      <w:r>
+        <w:rPr>
+          <w:lang w:val="zh_TW" w:bidi="zh_TW"/>
+        </w:rPr>
+        <w:t>9:13–34</w:t>
+      </w:r>
       <w:r>
         <w:rPr>
           <w:lang w:val="zh_TW" w:bidi="zh_TW"/>
         </w:rPr>
         <w:t>，</w:t>
       </w:r>
-      <w:hyperlink r:id="rId52">
-        <w:r>
-          <w:rPr>
-            <w:lang w:val="zh_TW" w:bidi="zh_TW"/>
-          </w:rPr>
-          <w:rPr>
-            <w:color w:val="0000EE"/>
-            <w:u w:val="single"/>
-          </w:rPr>
-          <w:t>11:45–54</w:t>
-        </w:r>
-      </w:hyperlink>
+      <w:r>
+        <w:rPr>
+          <w:lang w:val="zh_TW" w:bidi="zh_TW"/>
+        </w:rPr>
+        <w:t>11:45–54</w:t>
+      </w:r>
       <w:r>
         <w:rPr>
           <w:lang w:val="zh_TW" w:bidi="zh_TW"/>
         </w:rPr>
         <w:t>，</w:t>
       </w:r>
-      <w:hyperlink r:id="rId53">
-        <w:r>
-          <w:rPr>
-            <w:lang w:val="zh_TW" w:bidi="zh_TW"/>
-          </w:rPr>
-          <w:rPr>
-            <w:color w:val="0000EE"/>
-            <w:u w:val="single"/>
-          </w:rPr>
-          <w:t>12:41–43</w:t>
-        </w:r>
-      </w:hyperlink>
+      <w:r>
+        <w:rPr>
+          <w:lang w:val="zh_TW" w:bidi="zh_TW"/>
+        </w:rPr>
+        <w:t>12:41–43</w:t>
+      </w:r>
       <w:r>
         <w:rPr>
           <w:lang w:val="zh_TW" w:bidi="zh_TW"/>
         </w:rPr>
         <w:t>，</w:t>
       </w:r>
-      <w:hyperlink r:id="rId54">
-        <w:r>
-          <w:rPr>
-            <w:lang w:val="zh_TW" w:bidi="zh_TW"/>
-          </w:rPr>
-          <w:rPr>
-            <w:color w:val="0000EE"/>
-            <w:u w:val="single"/>
-          </w:rPr>
-          <w:t>18:28–36</w:t>
-        </w:r>
-      </w:hyperlink>
+      <w:r>
+        <w:rPr>
+          <w:lang w:val="zh_TW" w:bidi="zh_TW"/>
+        </w:rPr>
+        <w:t>18:28–36</w:t>
+      </w:r>
       <w:r>
         <w:rPr>
           <w:lang w:val="zh_TW" w:bidi="zh_TW"/>
         </w:rPr>
         <w:t>，</w:t>
       </w:r>
-      <w:hyperlink r:id="rId55">
-        <w:r>
-          <w:rPr>
-            <w:lang w:val="zh_TW" w:bidi="zh_TW"/>
-          </w:rPr>
-          <w:rPr>
-            <w:color w:val="0000EE"/>
-            <w:u w:val="single"/>
-          </w:rPr>
-          <w:t>19:6–8</w:t>
-        </w:r>
-      </w:hyperlink>
+      <w:r>
+        <w:rPr>
+          <w:lang w:val="zh_TW" w:bidi="zh_TW"/>
+        </w:rPr>
+        <w:t>19:6–8</w:t>
+      </w:r>
       <w:r>
         <w:rPr>
           <w:lang w:val="zh_TW" w:bidi="zh_TW"/>
         </w:rPr>
         <w:t>、</w:t>
       </w:r>
-      <w:hyperlink r:id="rId56">
-        <w:r>
-          <w:rPr>
-            <w:lang w:val="zh_TW" w:bidi="zh_TW"/>
-          </w:rPr>
-          <w:rPr>
-            <w:color w:val="0000EE"/>
-            <w:u w:val="single"/>
-          </w:rPr>
-          <w:t>12–16</w:t>
-        </w:r>
-      </w:hyperlink>
+      <w:r>
+        <w:rPr>
+          <w:lang w:val="zh_TW" w:bidi="zh_TW"/>
+        </w:rPr>
+        <w:t>12–16</w:t>
+      </w:r>
       <w:r>
         <w:rPr>
           <w:lang w:val="zh_TW" w:bidi="zh_TW"/>
         </w:rPr>
         <w:t>、</w:t>
       </w:r>
-      <w:hyperlink r:id="rId57">
-        <w:r>
-          <w:rPr>
-            <w:lang w:val="zh_TW" w:bidi="zh_TW"/>
-          </w:rPr>
-          <w:rPr>
-            <w:color w:val="0000EE"/>
-            <w:u w:val="single"/>
-          </w:rPr>
-          <w:t>31</w:t>
-        </w:r>
-      </w:hyperlink>
+      <w:r>
+        <w:rPr>
+          <w:lang w:val="zh_TW" w:bidi="zh_TW"/>
+        </w:rPr>
+        <w:t>31</w:t>
+      </w:r>
       <w:r>
         <w:rPr>
           <w:lang w:val="zh_TW" w:bidi="zh_TW"/>
         </w:rPr>
         <w:t>、</w:t>
       </w:r>
-      <w:hyperlink r:id="rId58">
-        <w:r>
-          <w:rPr>
-            <w:lang w:val="zh_TW" w:bidi="zh_TW"/>
-          </w:rPr>
-          <w:rPr>
-            <w:color w:val="0000EE"/>
-            <w:u w:val="single"/>
-          </w:rPr>
-          <w:t>38</w:t>
-        </w:r>
-      </w:hyperlink>
+      <w:r>
+        <w:rPr>
+          <w:lang w:val="zh_TW" w:bidi="zh_TW"/>
+        </w:rPr>
+        <w:t>38</w:t>
+      </w:r>
       <w:r>
         <w:rPr>
           <w:lang w:val="zh_TW" w:bidi="zh_TW"/>
         </w:rPr>
         <w:t>，</w:t>
       </w:r>
-      <w:hyperlink r:id="rId59">
-        <w:r>
-          <w:rPr>
-            <w:lang w:val="zh_TW" w:bidi="zh_TW"/>
-          </w:rPr>
-          <w:rPr>
-            <w:color w:val="0000EE"/>
-            <w:u w:val="single"/>
-          </w:rPr>
-          <w:t>20:19</w:t>
-        </w:r>
-      </w:hyperlink>
+      <w:r>
+        <w:rPr>
+          <w:lang w:val="zh_TW" w:bidi="zh_TW"/>
+        </w:rPr>
+        <w:t>20:19</w:t>
+      </w:r>
       <w:r>
         <w:rPr>
           <w:lang w:val="zh_TW" w:bidi="zh_TW"/>
         </w:rPr>
         <w:t>；</w:t>
       </w:r>
-      <w:hyperlink r:id="rId60">
-        <w:r>
-          <w:rPr>
-            <w:lang w:val="zh_TW" w:bidi="zh_TW"/>
-          </w:rPr>
-          <w:rPr>
-            <w:color w:val="0000EE"/>
-            <w:u w:val="single"/>
-          </w:rPr>
-          <w:t>徒6:10–12</w:t>
-        </w:r>
-      </w:hyperlink>
+      <w:r>
+        <w:rPr>
+          <w:lang w:val="zh_TW" w:bidi="zh_TW"/>
+        </w:rPr>
+        <w:t>徒6:10–12</w:t>
+      </w:r>
       <w:r>
         <w:rPr>
           <w:lang w:val="zh_TW" w:bidi="zh_TW"/>
         </w:rPr>
         <w:t>，</w:t>
       </w:r>
-      <w:hyperlink r:id="rId61">
-        <w:r>
-          <w:rPr>
-            <w:lang w:val="zh_TW" w:bidi="zh_TW"/>
-          </w:rPr>
-          <w:rPr>
-            <w:color w:val="0000EE"/>
-            <w:u w:val="single"/>
-          </w:rPr>
-          <w:t>7:54–58</w:t>
-        </w:r>
-      </w:hyperlink>
+      <w:r>
+        <w:rPr>
+          <w:lang w:val="zh_TW" w:bidi="zh_TW"/>
+        </w:rPr>
+        <w:t>7:54–58</w:t>
+      </w:r>
       <w:r>
         <w:rPr>
           <w:lang w:val="zh_TW" w:bidi="zh_TW"/>
         </w:rPr>
         <w:t>，</w:t>
       </w:r>
-      <w:hyperlink r:id="rId62">
-        <w:r>
-          <w:rPr>
-            <w:lang w:val="zh_TW" w:bidi="zh_TW"/>
-          </w:rPr>
-          <w:rPr>
-            <w:color w:val="0000EE"/>
-            <w:u w:val="single"/>
-          </w:rPr>
-          <w:t>12:11</w:t>
-        </w:r>
-      </w:hyperlink>
+      <w:r>
+        <w:rPr>
+          <w:lang w:val="zh_TW" w:bidi="zh_TW"/>
+        </w:rPr>
+        <w:t>12:11</w:t>
+      </w:r>
       <w:r>
         <w:rPr>
           <w:lang w:val="zh_TW" w:bidi="zh_TW"/>
         </w:rPr>
         <w:t>，</w:t>
       </w:r>
-      <w:hyperlink r:id="rId63">
-        <w:r>
-          <w:rPr>
-            <w:lang w:val="zh_TW" w:bidi="zh_TW"/>
-          </w:rPr>
-          <w:rPr>
-            <w:color w:val="0000EE"/>
-            <w:u w:val="single"/>
-          </w:rPr>
-          <w:t>21:11</w:t>
-        </w:r>
-      </w:hyperlink>
+      <w:r>
+        <w:rPr>
+          <w:lang w:val="zh_TW" w:bidi="zh_TW"/>
+        </w:rPr>
+        <w:t>21:11</w:t>
+      </w:r>
       <w:r>
         <w:rPr>
           <w:lang w:val="zh_TW" w:bidi="zh_TW"/>
         </w:rPr>
         <w:t>，</w:t>
       </w:r>
-      <w:hyperlink r:id="rId64">
-        <w:r>
-          <w:rPr>
-            <w:lang w:val="zh_TW" w:bidi="zh_TW"/>
-          </w:rPr>
-          <w:rPr>
-            <w:color w:val="0000EE"/>
-            <w:u w:val="single"/>
-          </w:rPr>
-          <w:t>25:1–3</w:t>
-        </w:r>
-      </w:hyperlink>
+      <w:r>
+        <w:rPr>
+          <w:lang w:val="zh_TW" w:bidi="zh_TW"/>
+        </w:rPr>
+        <w:t>25:1–3</w:t>
+      </w:r>
       <w:r>
         <w:rPr>
           <w:lang w:val="zh_TW" w:bidi="zh_TW"/>
         </w:rPr>
         <w:t>、</w:t>
       </w:r>
-      <w:hyperlink r:id="rId65">
-        <w:r>
-          <w:rPr>
-            <w:lang w:val="zh_TW" w:bidi="zh_TW"/>
-          </w:rPr>
-          <w:rPr>
-            <w:color w:val="0000EE"/>
-            <w:u w:val="single"/>
-          </w:rPr>
-          <w:t>7</w:t>
-        </w:r>
-      </w:hyperlink>
+      <w:r>
+        <w:rPr>
+          <w:lang w:val="zh_TW" w:bidi="zh_TW"/>
+        </w:rPr>
+        <w:t>7</w:t>
+      </w:r>
       <w:r>
         <w:rPr>
           <w:lang w:val="zh_TW" w:bidi="zh_TW"/>
         </w:rPr>
         <w:t>，</w:t>
       </w:r>
-      <w:hyperlink r:id="rId66">
-        <w:r>
-          <w:rPr>
-            <w:lang w:val="zh_TW" w:bidi="zh_TW"/>
-          </w:rPr>
-          <w:rPr>
-            <w:color w:val="0000EE"/>
-            <w:u w:val="single"/>
-          </w:rPr>
-          <w:t>26:1–11</w:t>
-        </w:r>
-      </w:hyperlink>
+      <w:r>
+        <w:rPr>
+          <w:lang w:val="zh_TW" w:bidi="zh_TW"/>
+        </w:rPr>
+        <w:t>26:1–11</w:t>
+      </w:r>
       <w:r>
         <w:rPr>
           <w:lang w:val="zh_TW" w:bidi="zh_TW"/>
         </w:rPr>
         <w:t>，</w:t>
       </w:r>
-      <w:hyperlink r:id="rId67">
-        <w:r>
-          <w:rPr>
-            <w:lang w:val="zh_TW" w:bidi="zh_TW"/>
-          </w:rPr>
-          <w:rPr>
-            <w:color w:val="0000EE"/>
-            <w:u w:val="single"/>
-          </w:rPr>
-          <w:t>28:17–24</w:t>
-        </w:r>
-      </w:hyperlink>
+      <w:r>
+        <w:rPr>
+          <w:lang w:val="zh_TW" w:bidi="zh_TW"/>
+        </w:rPr>
+        <w:t>28:17–24</w:t>
+      </w:r>
       <w:r>
         <w:rPr>
           <w:lang w:val="zh_TW" w:bidi="zh_TW"/>
         </w:rPr>
         <w:t>；</w:t>
       </w:r>
-      <w:hyperlink r:id="rId68">
-        <w:r>
-          <w:rPr>
-            <w:lang w:val="zh_TW" w:bidi="zh_TW"/>
-          </w:rPr>
-          <w:rPr>
-            <w:color w:val="0000EE"/>
-            <w:u w:val="single"/>
-          </w:rPr>
-          <w:t>林後11:24</w:t>
-        </w:r>
-      </w:hyperlink>
+      <w:r>
+        <w:rPr>
+          <w:lang w:val="zh_TW" w:bidi="zh_TW"/>
+        </w:rPr>
+        <w:t>林後11:24</w:t>
+      </w:r>
       <w:r>
         <w:rPr>
           <w:lang w:val="zh_TW" w:bidi="zh_TW"/>
@@ -1698,54 +1332,36 @@
         </w:rPr>
         <w:t>根據猶太傳統，公會的起源可追溯至摩西選立的七十位長老（</w:t>
       </w:r>
-      <w:hyperlink r:id="rId69">
-        <w:r>
-          <w:rPr>
-            <w:lang w:val="zh_TW" w:bidi="zh_TW"/>
-          </w:rPr>
-          <w:rPr>
-            <w:color w:val="0000EE"/>
-            <w:u w:val="single"/>
-          </w:rPr>
-          <w:t>民11:16</w:t>
-        </w:r>
-      </w:hyperlink>
+      <w:r>
+        <w:rPr>
+          <w:lang w:val="zh_TW" w:bidi="zh_TW"/>
+        </w:rPr>
+        <w:t>民11:16</w:t>
+      </w:r>
       <w:r>
         <w:rPr>
           <w:lang w:val="zh_TW" w:bidi="zh_TW"/>
         </w:rPr>
         <w:t>）。然而，歷史上最早的文獻記載出現在約瑟夫（Josephus）的猶太古史記 12.3.3，時間可追溯至公元前223年至前187年安提阿古大帝（Antiochus the Great）統治時期。公會可能是在波斯統治時期，開始形成的自治領袖團體（見</w:t>
       </w:r>
-      <w:hyperlink r:id="rId70">
-        <w:r>
-          <w:rPr>
-            <w:lang w:val="zh_TW" w:bidi="zh_TW"/>
-          </w:rPr>
-          <w:rPr>
-            <w:color w:val="0000EE"/>
-            <w:u w:val="single"/>
-          </w:rPr>
-          <w:t>拉5:5–10</w:t>
-        </w:r>
-      </w:hyperlink>
+      <w:r>
+        <w:rPr>
+          <w:lang w:val="zh_TW" w:bidi="zh_TW"/>
+        </w:rPr>
+        <w:t>拉5:5–10</w:t>
+      </w:r>
       <w:r>
         <w:rPr>
           <w:lang w:val="zh_TW" w:bidi="zh_TW"/>
         </w:rPr>
         <w:t>；</w:t>
       </w:r>
-      <w:hyperlink r:id="rId71">
-        <w:r>
-          <w:rPr>
-            <w:lang w:val="zh_TW" w:bidi="zh_TW"/>
-          </w:rPr>
-          <w:rPr>
-            <w:color w:val="0000EE"/>
-            <w:u w:val="single"/>
-          </w:rPr>
-          <w:t>尼2:16</w:t>
-        </w:r>
-      </w:hyperlink>
+      <w:r>
+        <w:rPr>
+          <w:lang w:val="zh_TW" w:bidi="zh_TW"/>
+        </w:rPr>
+        <w:t>尼2:16</w:t>
+      </w:r>
       <w:r>
         <w:rPr>
           <w:lang w:val="zh_TW" w:bidi="zh_TW"/>
@@ -1766,36 +1382,24 @@
         </w:rPr>
         <w:t>猶太公會負責猶太教的法律與宗教事務，包括裁決法律案件，尤其是那些無法在地方法庭（稱為「地方公會」）解決的訴訟，以管理刑事案件與逮捕行動（見</w:t>
       </w:r>
-      <w:hyperlink r:id="rId72">
-        <w:r>
-          <w:rPr>
-            <w:lang w:val="zh_TW" w:bidi="zh_TW"/>
-          </w:rPr>
-          <w:rPr>
-            <w:color w:val="0000EE"/>
-            <w:u w:val="single"/>
-          </w:rPr>
-          <w:t>徒9:1–2</w:t>
-        </w:r>
-      </w:hyperlink>
+      <w:r>
+        <w:rPr>
+          <w:lang w:val="zh_TW" w:bidi="zh_TW"/>
+        </w:rPr>
+        <w:t>徒9:1–2</w:t>
+      </w:r>
       <w:r>
         <w:rPr>
           <w:lang w:val="zh_TW" w:bidi="zh_TW"/>
         </w:rPr>
         <w:t>）。他們還對猶太事務做出官方決定，惟這些決定無法直接強制執行。公會無權自行執行死刑，須獲得羅馬政府的批准（</w:t>
       </w:r>
-      <w:hyperlink r:id="rId73">
-        <w:r>
-          <w:rPr>
-            <w:lang w:val="zh_TW" w:bidi="zh_TW"/>
-          </w:rPr>
-          <w:rPr>
-            <w:color w:val="0000EE"/>
-            <w:u w:val="single"/>
-          </w:rPr>
-          <w:t>約18:31</w:t>
-        </w:r>
-      </w:hyperlink>
+      <w:r>
+        <w:rPr>
+          <w:lang w:val="zh_TW" w:bidi="zh_TW"/>
+        </w:rPr>
+        <w:t>約18:31</w:t>
+      </w:r>
       <w:r>
         <w:rPr>
           <w:lang w:val="zh_TW" w:bidi="zh_TW"/>
@@ -1839,174 +1443,108 @@
           <w:lang w:val="zh_TW" w:bidi="zh_TW"/>
         </w:rPr>
       </w:r>
-      <w:hyperlink r:id="rId74">
-        <w:r>
-          <w:rPr>
-            <w:lang w:val="zh_TW" w:bidi="zh_TW"/>
-          </w:rPr>
-          <w:rPr>
-            <w:color w:val="0000EE"/>
-            <w:u w:val="single"/>
-          </w:rPr>
-          <w:t>太26:57–68；</w:t>
-        </w:r>
-      </w:hyperlink>
-      <w:hyperlink r:id="rId75">
-        <w:r>
-          <w:rPr>
-            <w:lang w:val="zh_TW" w:bidi="zh_TW"/>
-          </w:rPr>
-          <w:rPr>
-            <w:color w:val="0000EE"/>
-            <w:u w:val="single"/>
-          </w:rPr>
-          <w:t>可14:53–65</w:t>
-        </w:r>
-      </w:hyperlink>
+      <w:r>
+        <w:rPr>
+          <w:lang w:val="zh_TW" w:bidi="zh_TW"/>
+        </w:rPr>
+        <w:t>太26:57–68；</w:t>
+      </w:r>
+      <w:r>
+        <w:rPr>
+          <w:lang w:val="zh_TW" w:bidi="zh_TW"/>
+        </w:rPr>
+        <w:t>可14:53–65</w:t>
+      </w:r>
       <w:r>
         <w:rPr>
           <w:lang w:val="zh_TW" w:bidi="zh_TW"/>
         </w:rPr>
         <w:t>，</w:t>
       </w:r>
-      <w:hyperlink r:id="rId76">
-        <w:r>
-          <w:rPr>
-            <w:lang w:val="zh_TW" w:bidi="zh_TW"/>
-          </w:rPr>
-          <w:rPr>
-            <w:color w:val="0000EE"/>
-            <w:u w:val="single"/>
-          </w:rPr>
-          <w:t>15:1</w:t>
-        </w:r>
-      </w:hyperlink>
+      <w:r>
+        <w:rPr>
+          <w:lang w:val="zh_TW" w:bidi="zh_TW"/>
+        </w:rPr>
+        <w:t>15:1</w:t>
+      </w:r>
       <w:r>
         <w:rPr>
           <w:lang w:val="zh_TW" w:bidi="zh_TW"/>
         </w:rPr>
         <w:t>、</w:t>
       </w:r>
-      <w:hyperlink r:id="rId77">
-        <w:r>
-          <w:rPr>
-            <w:lang w:val="zh_TW" w:bidi="zh_TW"/>
-          </w:rPr>
-          <w:rPr>
-            <w:color w:val="0000EE"/>
-            <w:u w:val="single"/>
-          </w:rPr>
-          <w:t>43；</w:t>
-        </w:r>
-      </w:hyperlink>
-      <w:hyperlink r:id="rId78">
-        <w:r>
-          <w:rPr>
-            <w:lang w:val="zh_TW" w:bidi="zh_TW"/>
-          </w:rPr>
-          <w:rPr>
-            <w:color w:val="0000EE"/>
-            <w:u w:val="single"/>
-          </w:rPr>
-          <w:t>路22:66–71</w:t>
-        </w:r>
-      </w:hyperlink>
+      <w:r>
+        <w:rPr>
+          <w:lang w:val="zh_TW" w:bidi="zh_TW"/>
+        </w:rPr>
+        <w:t>43；</w:t>
+      </w:r>
+      <w:r>
+        <w:rPr>
+          <w:lang w:val="zh_TW" w:bidi="zh_TW"/>
+        </w:rPr>
+        <w:t>路22:66–71</w:t>
+      </w:r>
       <w:r>
         <w:rPr>
           <w:lang w:val="zh_TW" w:bidi="zh_TW"/>
         </w:rPr>
         <w:t>，</w:t>
       </w:r>
-      <w:hyperlink r:id="rId79">
-        <w:r>
-          <w:rPr>
-            <w:lang w:val="zh_TW" w:bidi="zh_TW"/>
-          </w:rPr>
-          <w:rPr>
-            <w:color w:val="0000EE"/>
-            <w:u w:val="single"/>
-          </w:rPr>
-          <w:t>23:50–54；</w:t>
-        </w:r>
-      </w:hyperlink>
-      <w:hyperlink r:id="rId80">
-        <w:r>
-          <w:rPr>
-            <w:lang w:val="zh_TW" w:bidi="zh_TW"/>
-          </w:rPr>
-          <w:rPr>
-            <w:color w:val="0000EE"/>
-            <w:u w:val="single"/>
-          </w:rPr>
-          <w:t>約11:47–53；</w:t>
-        </w:r>
-      </w:hyperlink>
-      <w:hyperlink r:id="rId81">
-        <w:r>
-          <w:rPr>
-            <w:lang w:val="zh_TW" w:bidi="zh_TW"/>
-          </w:rPr>
-          <w:rPr>
-            <w:color w:val="0000EE"/>
-            <w:u w:val="single"/>
-          </w:rPr>
-          <w:t>徒5:21–41</w:t>
-        </w:r>
-      </w:hyperlink>
+      <w:r>
+        <w:rPr>
+          <w:lang w:val="zh_TW" w:bidi="zh_TW"/>
+        </w:rPr>
+        <w:t>23:50–54；</w:t>
+      </w:r>
+      <w:r>
+        <w:rPr>
+          <w:lang w:val="zh_TW" w:bidi="zh_TW"/>
+        </w:rPr>
+        <w:t>約11:47–53；</w:t>
+      </w:r>
+      <w:r>
+        <w:rPr>
+          <w:lang w:val="zh_TW" w:bidi="zh_TW"/>
+        </w:rPr>
+        <w:t>徒5:21–41</w:t>
+      </w:r>
       <w:r>
         <w:rPr>
           <w:lang w:val="zh_TW" w:bidi="zh_TW"/>
         </w:rPr>
         <w:t>，</w:t>
       </w:r>
-      <w:hyperlink r:id="rId82">
-        <w:r>
-          <w:rPr>
-            <w:lang w:val="zh_TW" w:bidi="zh_TW"/>
-          </w:rPr>
-          <w:rPr>
-            <w:color w:val="0000EE"/>
-            <w:u w:val="single"/>
-          </w:rPr>
-          <w:t>6:11–8:1</w:t>
-        </w:r>
-      </w:hyperlink>
+      <w:r>
+        <w:rPr>
+          <w:lang w:val="zh_TW" w:bidi="zh_TW"/>
+        </w:rPr>
+        <w:t>6:11–8:1</w:t>
+      </w:r>
       <w:r>
         <w:rPr>
           <w:lang w:val="zh_TW" w:bidi="zh_TW"/>
         </w:rPr>
         <w:t>，</w:t>
       </w:r>
-      <w:hyperlink r:id="rId83">
-        <w:r>
-          <w:rPr>
-            <w:lang w:val="zh_TW" w:bidi="zh_TW"/>
-          </w:rPr>
-          <w:rPr>
-            <w:color w:val="0000EE"/>
-            <w:u w:val="single"/>
-          </w:rPr>
-          <w:t>22:30–23:10</w:t>
-        </w:r>
-      </w:hyperlink>
+      <w:r>
+        <w:rPr>
+          <w:lang w:val="zh_TW" w:bidi="zh_TW"/>
+        </w:rPr>
+        <w:t>22:30–23:10</w:t>
+      </w:r>
       <w:r>
         <w:rPr>
           <w:lang w:val="zh_TW" w:bidi="zh_TW"/>
         </w:rPr>
         <w:t>，</w:t>
       </w:r>
-      <w:hyperlink r:id="rId84">
-        <w:r>
-          <w:rPr>
-            <w:lang w:val="zh_TW" w:bidi="zh_TW"/>
-          </w:rPr>
-          <w:rPr>
-            <w:color w:val="0000EE"/>
-            <w:u w:val="single"/>
-          </w:rPr>
-          <w:t>23:26–30</w:t>
-        </w:r>
-      </w:hyperlink>
+      <w:r>
+        <w:rPr>
+          <w:lang w:val="zh_TW" w:bidi="zh_TW"/>
+        </w:rPr>
+        <w:t>23:26–30</w:t>
+      </w:r>
       <w:r>
         <w:rPr>
           <w:lang w:val="zh_TW" w:bidi="zh_TW"/>
